--- a/data/outputs/v2/Grade11/Biology/Quizzes/SS1.3_Taxonomy_II/Biology_G11_SS1.3_Taxonomy_II_L7_AnswerKey.docx
+++ b/data/outputs/v2/Grade11/Biology/Quizzes/SS1.3_Taxonomy_II/Biology_G11_SS1.3_Taxonomy_II_L7_AnswerKey.docx
@@ -1597,7 +1597,7 @@
         </w:rPr>
         <w:t xml:space="preserve">© 2026 SeaVuria and ARES. Aligned with KICD objectives. Developed by SeaVuria; technical implementation by ARES (with AI assistance from Claude). Licensed under </w:t>
       </w:r>
-      <w:hyperlink w:history="1" r:id="rIdsqbcnyti7cbmkdfa0wrw4">
+      <w:hyperlink w:history="1" r:id="rIddyylza70jbb-qotya1wxj">
         <w:r>
           <w:rPr>
             <w:rFonts w:ascii="Arial" w:cs="Arial" w:eastAsia="Arial" w:hAnsi="Arial"/>
@@ -1618,7 +1618,7 @@
         </w:rPr>
         <w:t xml:space="preserve"> (</w:t>
       </w:r>
-      <w:hyperlink w:history="1" r:id="rIdjdzfufb5fp6ujikagratu">
+      <w:hyperlink w:history="1" r:id="rIdia83fyvbhwy6x_ytbqsvt">
         <w:r>
           <w:rPr>
             <w:rFonts w:ascii="Arial" w:cs="Arial" w:eastAsia="Arial" w:hAnsi="Arial"/>

--- a/data/outputs/v2/Grade11/Biology/Quizzes/SS1.3_Taxonomy_II/Biology_G11_SS1.3_Taxonomy_II_L7_AnswerKey.docx
+++ b/data/outputs/v2/Grade11/Biology/Quizzes/SS1.3_Taxonomy_II/Biology_G11_SS1.3_Taxonomy_II_L7_AnswerKey.docx
@@ -1597,7 +1597,7 @@
         </w:rPr>
         <w:t xml:space="preserve">© 2026 SeaVuria and ARES. Aligned with KICD objectives. Developed by SeaVuria; technical implementation by ARES (with AI assistance from Claude). Licensed under </w:t>
       </w:r>
-      <w:hyperlink w:history="1" r:id="rIddyylza70jbb-qotya1wxj">
+      <w:hyperlink w:history="1" r:id="rIdv6r13kxlrt-hqzzo3bkko">
         <w:r>
           <w:rPr>
             <w:rFonts w:ascii="Arial" w:cs="Arial" w:eastAsia="Arial" w:hAnsi="Arial"/>
@@ -1618,7 +1618,7 @@
         </w:rPr>
         <w:t xml:space="preserve"> (</w:t>
       </w:r>
-      <w:hyperlink w:history="1" r:id="rIdia83fyvbhwy6x_ytbqsvt">
+      <w:hyperlink w:history="1" r:id="rId0fnu0uouufup-s5jc9prv">
         <w:r>
           <w:rPr>
             <w:rFonts w:ascii="Arial" w:cs="Arial" w:eastAsia="Arial" w:hAnsi="Arial"/>
